--- a/eng/docx/14.content.docx
+++ b/eng/docx/14.content.docx
@@ -136,13 +136,6 @@
         <w:rPr>
           <w:lang w:val="en_US" w:bidi="en_US"/>
         </w:rPr>
-      </w:r>
-      <w:r>
-        <w:rPr>
-          <w:i/>
-          <w:lang w:val="en_US" w:bidi="en_US"/>
-        </w:rPr>
-        <w:t>2 Chronicles 1:1, 2 Chronicles 1:2–5, 2 Chronicles 1:6–7, 2 Chronicles 1:8–10, 2 Chronicles 1:11, 2 Chronicles 1:12, 2 Chronicles 1:14–15, 2 Chronicles 2:1–3, 2 Chronicles 2:4–5, 2 Chronicles 2:7, 2 Chronicles 2:8–9, 2 Chronicles 2:11–12, 2 Chronicles 2:13–14, 2 Chronicles 2:16, 2 Chronicles 3:1–2, 2 Chronicles 3:3, 2 Chronicles 3:4, 2 Chronicles 3:8–9, 2 Chronicles 3:15–17, 2 Chronicles 4:1, 2 Chronicles 4:2, 2 Chronicles 4:6, 2 Chronicles 4:7, 2 Chronicles 4:12–13, 2 Chronicles 4:14–16, 2 Chronicles 4:18, 2 Chronicles 4:20, 2 Chronicles 5:1, 2 Chronicles 5:2–3, 2 Chronicles 5:4–6, 2 Chronicles 5:7–8, 2 Chronicles 5:9–10, 2 Chronicles 5:11–12, 2 Chronicles 5:13, 2 Chronicles 5:14, 2 Chronicles 6:1–2, 2 Chronicles 6:4–6, 2 Chronicles 6:7–9, 2 Chronicles 6:10–11, 2 Chronicles 6:12–13, 2 Chronicles 6:14–15, 2 Chronicles 6:16–17, 2 Chronicles 6:19–20, 2 Chronicles 6:21, 2 Chronicles 6:22–23, 2 Chronicles 6:24–25, 2 Chronicles 6:26–27, 2 Chronicles 6:28–31, 2 Chronicles 6:32–33, 2 Chronicles 6:36–39, 2 Chronicles 6:40–42, 2 Chronicles 7:1, 2 Chronicles 7:3, 2 Chronicles 7:4–5, 2 Chronicles 7:7, 2 Chronicles 7:8–10, 2 Chronicles 7:11, 2 Chronicles 7:14, 2 Chronicles 7:16, 2 Chronicles 7:17–18, 2 Chronicles 7:19–20, 2 Chronicles 7:21–22, 2 Chronicles 8:1–2, 2 Chronicles 8:6, 2 Chronicles 8:7–8, 2 Chronicles 8:9–10, 2 Chronicles 8:11, 2 Chronicles 8:12–13, 2 Chronicles 8:14, 2 Chronicles 8:14–15, 2 Chronicles 8:16, 2 Chronicles 9:1, 2 Chronicles 9:1–2, 2 Chronicles 9:3–4, 2 Chronicles 9:6, 2 Chronicles 9:8, 2 Chronicles 9:12, 2 Chronicles 9:13, 2 Chronicles 9:14, 2 Chronicles 9:16, 2 Chronicles 9:17, 2 Chronicles 9:20, 2 Chronicles 9:22–23, 2 Chronicles 9:26, 2 Chronicles 9:29–30, 2 Chronicles 10:1, 2 Chronicles 10:2, 2 Chronicles 10:3–4, 2 Chronicles 10:6–7, 2 Chronicles 10:8–9, 2 Chronicles 10:10–11, 2 Chronicles 10:12–14, 2 Chronicles 10:15, 2 Chronicles 10:16, 2 Chronicles 10:18, 2 Chronicles 11:1, 2 Chronicles 11:2–4, 2 Chronicles 11:5–10, 2 Chronicles 11:11–12, 2 Chronicles 11:13–14, 2 Chronicles 11:14–15, 2 Chronicles 11:16–17, 2 Chronicles 11:22–23, 2 Chronicles 12:1, 2 Chronicles 12:2, 2 Chronicles 12:5–6, 2 Chronicles 12:7, 2 Chronicles 12:8, 2 Chronicles 12:9, 2 Chronicles 12:12, 2 Chronicles 12:13–14, 2 Chronicles 12:16, 2 Chronicles 13:2, 2 Chronicles 13:4, 2 Chronicles 13:7, 2 Chronicles 13:8, 2 Chronicles 13:10, 2 Chronicles 13:12, 2 Chronicles 13:13, 2 Chronicles 13:18, 2 Chronicles 13:20, 2 Chronicles 14:2–3, 2 Chronicles 14:5–6, 2 Chronicles 14:7, 2 Chronicles 14:9–11, 2 Chronicles 14:12, 2 Chronicles 14:14, 2 Chronicles 15:1–2, 2 Chronicles 15:3, 2 Chronicles 15:5, 2 Chronicles 15:6, 2 Chronicles 15:8, 2 Chronicles 15:9, 2 Chronicles 15:12, 2 Chronicles 15:13, 2 Chronicles 15:15, 2 Chronicles 15:17, 2 Chronicles 15:19, 2 Chronicles 16:1, 2 Chronicles 16:2–3, 2 Chronicles 16:3, 2 Chronicles 16:4–6, 2 Chronicles 16:7–8, 2 Chronicles 16:9, 2 Chronicles 16:10, 2 Chronicles 16:12, 2 Chronicles 16:14, 2 Chronicles 17:2, 2 Chronicles 17:3, 2 Chronicles 17:4, 2 Chronicles 17:6, 2 Chronicles 17:9, 2 Chronicles 17:10, 2 Chronicles 17:12, 2 Chronicles 17:16, 2 Chronicles 17:17, 2 Chronicles 18:1, 2 Chronicles 18:4, 2 Chronicles 18:7, 2 Chronicles 18:11, 2 Chronicles 18:12, 2 Chronicles 18:16, 2 Chronicles 18:18, 2 Chronicles 18:19, 2 Chronicles 18:21, 2 Chronicles 18:22, 2 Chronicles 18:26, 2 Chronicles 18:27, 2 Chronicles 18:30, 2 Chronicles 18:32, 2 Chronicles 18:34, 2 Chronicles 19:3, 2 Chronicles 19:5, 2 Chronicles 19:6, 2 Chronicles 19:9, 2 Chronicles 19:10, 2 Chronicles 19:11, 2 Chronicles 20:1, 2 Chronicles 20:4, 2 Chronicles 20:5, 2 Chronicles 20:9, 2 Chronicles 20:10, 2 Chronicles 20:13, 2 Chronicles 20:15, 2 Chronicles 20:17, 2 Chronicles 20:18, 2 Chronicles 20:21, 2 Chronicles 20:22, 2 Chronicles 20:24, 2 Chronicles 20:25, 2 Chronicles 20:27, 2 Chronicles 20:30, 2 Chronicles 20:32, 2 Chronicles 20:37, 2 Chronicles 21:3, 2 Chronicles 21:4, 2 Chronicles 21:7, 2 Chronicles 21:10, 2 Chronicles 21:11, 2 Chronicles 21:15, 2 Chronicles 21:17, 2 Chronicles 21:19, 2 Chronicles 22:3, 2 Chronicles 22:4, 2 Chronicles 22:6, 2 Chronicles 22:7, 2 Chronicles 22:9, 2 Chronicles 22:10, 2 Chronicles 22:12, 2 Chronicles 23:3, 2 Chronicles 23:4, 2 Chronicles 23:7, 2 Chronicles 23:8, 2 Chronicles 23:11, 2 Chronicles 23:12, 2 Chronicles 23:13, 2 Chronicles 23:14, 2 Chronicles 23:16, 2 Chronicles 23:19, 2 Chronicles 23:20, 2 Chronicles 24:2, 2 Chronicles 24:5, 2 Chronicles 24:7, 2 Chronicles 24:8, 2 Chronicles 24:10, 2 Chronicles 24:11, 2 Chronicles 24:13, 2 Chronicles 24:16, 2 Chronicles 24:19, 2 Chronicles 24:20, 2 Chronicles 24:22, 2 Chronicles 24:24, 2 Chronicles 24:25, 2 Chronicles 25:1, 2 Chronicles 25:2, 2 Chronicles 25:3–4, 2 Chronicles 25:5–6, 2 Chronicles 25:7, 2 Chronicles 25:8, 2 Chronicles 25:9, 2 Chronicles 25:10, 2 Chronicles 25:11, 2 Chronicles 25:12, 2 Chronicles 25:13, 2 Chronicles 25:14, 2 Chronicles 25:15, 2 Chronicles 25:16, 2 Chronicles 25:17, 2 Chronicles 25:18–19, 2 Chronicles 25:20, 2 Chronicles 25:21–22, 2 Chronicles 25:23–24, 2 Chronicles 25:25, 2 Chronicles 25:26, 2 Chronicles 25:27, 2 Chronicles 25:27–28, 2 Chronicles 26:1, 2 Chronicles 26:2, 2 Chronicles 26:4–5, 2 Chronicles 26:5, 2 Chronicles 26:6–8, 2 Chronicles 26:9–10, 2 Chronicles 26:10, 2 Chronicles 26:11, 2 Chronicles 26:13, 2 Chronicles 26:14–15, 2 Chronicles 26:15, 2 Chronicles 26:16, 2 Chronicles 26:17–18, 2 Chronicles 26:19, 2 Chronicles 26:20, 2 Chronicles 26:21, 2 Chronicles 26:23, 2 Chronicles 27:1, 2 Chronicles 27:2, 2 Chronicles 27:3, 2 Chronicles 27:4, 2 Chronicles 27:5, 2 Chronicles 27:6, 2 Chronicles 27:9, 2 Chronicles 27:9 (#2), 2 Chronicles 28:1, 2 Chronicles 28:2, 2 Chronicles 28:3, 2 Chronicles 28:5–6, 2 Chronicles 28:8, 2 Chronicles 28:9, 2 Chronicles 28:9 (#2), 2 Chronicles 28:10–11, 2 Chronicles 28:13, 2 Chronicles 28:14–15, 2 Chronicles 28:16–18, 2 Chronicles 28:19, 2 Chronicles 28:21, 2 Chronicles 28:22–23, 2 Chronicles 28:24, 2 Chronicles 28:24–25, 2 Chronicles 28:26, 2 Chronicles 28:27, 2 Chronicles 29:1–2, 2 Chronicles 29:3–5, 2 Chronicles 29:6, 2 Chronicles 29:6–7, 2 Chronicles 29:8, 2 Chronicles 29:9, 2 Chronicles 29:10, 2 Chronicles 29:15, 2 Chronicles 29:16, 2 Chronicles 29:17, 2 Chronicles 29:18–19, 2 Chronicles 29:20–21, 2 Chronicles 29:22–24, 2 Chronicles 29:25, 2 Chronicles 29:27–28, 2 Chronicles 29:30, 2 Chronicles 29:31, 2 Chronicles 29:32–33, 2 Chronicles 29:34, 2 Chronicles 29:35–36, 2 Chronicles 30:1, 2 Chronicles 30:1 (#2), 2 Chronicles 30:2, 2 Chronicles 30:3, 2 Chronicles 30:4, 2 Chronicles 30:5, 2 Chronicles 30:5 (#2), 2 Chronicles 30:5 (#3), 2 Chronicles 30:6, 2 Chronicles 30:9, 2 Chronicles 30:10, 2 Chronicles 30:11, 2 Chronicles 30:12, 2 Chronicles 30:13, 2 Chronicles 30:14–15, 2 Chronicles 30:15, 2 Chronicles 30:16, 2 Chronicles 30:17, 2 Chronicles 30:18–19, 2 Chronicles 30:20, 2 Chronicles 30:21, 2 Chronicles 30:22, 2 Chronicles 30:23–24, 2 Chronicles 30:25, 2 Chronicles 30:26, 2 Chronicles 30:27, 2 Chronicles 31:1, 2 Chronicles 31:1 (#2), 2 Chronicles 31:2, 2 Chronicles 31:3, 2 Chronicles 31:4, 2 Chronicles 31:5, 2 Chronicles 31:6, 2 Chronicles 31:7, 2 Chronicles 31:8, 2 Chronicles 31:9–10, 2 Chronicles 31:11–12, 2 Chronicles 31:12, 2 Chronicles 31:16, 2 Chronicles 31:17, 2 Chronicles 31:18, 2 Chronicles 31:19, 2 Chronicles 31:20, 2 Chronicles 31:21, 2 Chronicles 32:1, 2 Chronicles 32:2–4, 2 Chronicles 32:5, 2 Chronicles 32:6–8, 2 Chronicles 32:9–10, 2 Chronicles 32:11, 2 Chronicles 32:13–14, 2 Chronicles 32:14–15, 2 Chronicles 32:16–17, 2 Chronicles 32:18, 2 Chronicles 32:20–21, 2 Chronicles 32:21, 2 Chronicles 32:22–23, 2 Chronicles 32:24–26, 2 Chronicles 32:27–29, 2 Chronicles 32:30–31, 2 Chronicles 32:32, 2 Chronicles 33:1–3, 2 Chronicles 33:6, 2 Chronicles 33:7, 2 Chronicles 33:10–11, 2 Chronicles 33:12–13, 2 Chronicles 33:14–15, 2 Chronicles 33:17, 2 Chronicles 33:18, 2 Chronicles 33:21–23, 2 Chronicles 33:24, 2 Chronicles 34:1–3, 2 Chronicles 34:4–5, 2 Chronicles 34:6–7, 2 Chronicles 34:8–9, 2 Chronicles 34:10–11, 2 Chronicles 34:12–13, 2 Chronicles 34:14, 2 Chronicles 34:19, 2 Chronicles 34:25, 2 Chronicles 34:26–28, 2 Chronicles 34:29–30, 2 Chronicles 34:31–32, 2 Chronicles 34:33, 2 Chronicles 35:1–2, 2 Chronicles 35:3, 2 Chronicles 35:6, 2 Chronicles 35:11–12, 2 Chronicles 35:16–17, 2 Chronicles 35:18, 2 Chronicles 35:20–21, 2 Chronicles 35:22, 2 Chronicles 35:23–24, 2 Chronicles 35:25, 2 Chronicles 35:26–27, 2 Chronicles 36:1–2, 2 Chronicles 36:3–4, 2 Chronicles 36:5, 2 Chronicles 36:6, 2 Chronicles 36:7, 2 Chronicles 36:8, 2 Chronicles 36:9, 2 Chronicles 36:10, 2 Chronicles 36:12, 2 Chronicles 36:13, 2 Chronicles 36:15–16, 2 Chronicles 36:17, 2 Chronicles 36:18–19, 2 Chronicles 36:20–21, 2 Chronicles 36:22–23</w:t>
       </w:r>
       <w:r>
         <w:rPr>

--- a/eng/docx/14.content.docx
+++ b/eng/docx/14.content.docx
@@ -123,19 +123,6 @@
           <w:lang w:val="en_US" w:bidi="en_US"/>
         </w:rPr>
         <w:t>2CH</w:t>
-      </w:r>
-      <w:r>
-        <w:rPr>
-          <w:lang w:val="en_US" w:bidi="en_US"/>
-        </w:rPr>
-      </w:r>
-    </w:p>
-    <w:p>
-      <w:pPr/>
-      <w:r>
-        <w:rPr>
-          <w:lang w:val="en_US" w:bidi="en_US"/>
-        </w:rPr>
       </w:r>
       <w:r>
         <w:rPr>

--- a/eng/docx/14.content.docx
+++ b/eng/docx/14.content.docx
@@ -19,7 +19,7 @@
         <w:rPr>
           <w:lang w:val="en_US" w:bidi="en_US"/>
         </w:rPr>
-        <w:t>Resource: Translation Questions (unfoldingWord)</w:t>
+        <w:t>Resource: unfoldingWord® Translation Questions</w:t>
       </w:r>
       <w:r>
         <w:rPr>
@@ -85,7 +85,7 @@
         <w:rPr>
           <w:lang w:val="en_US" w:bidi="en_US"/>
         </w:rPr>
-        <w:t>Translation Questions (unfoldingWord)</w:t>
+        <w:t>unfoldingWord® Translation Questions</w:t>
       </w:r>
     </w:p>
     <w:p>
